--- a/plantillas/motion-withdraw-no-cooperation/MOTION_TO_WITHDRAW_NO_COOPERATION.docx
+++ b/plantillas/motion-withdraw-no-cooperation/MOTION_TO_WITHDRAW_NO_COOPERATION.docx
@@ -3268,6 +3268,7 @@
         <w:ind w:firstLine="0"/>
         <w:jc w:val="center"/>
         <w:rPr>
+          <w:rFonts w:ascii="Times New Roman" w:hAnsi="Times New Roman" w:cs="Times New Roman"/>
           <w:b/>
           <w:sz w:val="24"/>
           <w:szCs w:val="24"/>
@@ -3276,6 +3277,7 @@
       </w:pPr>
       <w:r>
         <w:rPr>
+          <w:rFonts w:ascii="Times New Roman" w:hAnsi="Times New Roman" w:cs="Times New Roman"/>
           <w:b/>
           <w:sz w:val="24"/>
           <w:szCs w:val="24"/>
@@ -3286,6 +3288,7 @@
       <w:sdt>
         <w:sdtPr>
           <w:rPr>
+            <w:rFonts w:ascii="Times New Roman" w:hAnsi="Times New Roman" w:cs="Times New Roman"/>
             <w:b/>
             <w:sz w:val="24"/>
             <w:szCs w:val="24"/>
@@ -3296,6 +3299,7 @@
         <w:sdtContent>
           <w:r>
             <w:rPr>
+              <w:rFonts w:ascii="Times New Roman" w:hAnsi="Times New Roman" w:cs="Times New Roman"/>
               <w:b/>
               <w:sz w:val="24"/>
               <w:szCs w:val="24"/>
@@ -3315,6 +3319,7 @@
         <w:spacing w:line="480" w:lineRule="auto"/>
         <w:ind w:firstLine="0"/>
         <w:rPr>
+          <w:rFonts w:ascii="Times New Roman" w:hAnsi="Times New Roman" w:cs="Times New Roman"/>
           <w:bCs/>
           <w:sz w:val="24"/>
           <w:szCs w:val="24"/>
@@ -3322,6 +3327,7 @@
       </w:pPr>
       <w:r>
         <w:rPr>
+          <w:rFonts w:ascii="Times New Roman" w:hAnsi="Times New Roman" w:cs="Times New Roman"/>
           <w:bCs/>
           <w:sz w:val="24"/>
           <w:szCs w:val="24"/>
@@ -3331,6 +3337,7 @@
       <w:sdt>
         <w:sdtPr>
           <w:rPr>
+            <w:rFonts w:ascii="Times New Roman" w:hAnsi="Times New Roman" w:cs="Times New Roman"/>
             <w:bCs/>
             <w:sz w:val="24"/>
             <w:szCs w:val="24"/>
@@ -3340,6 +3347,7 @@
         <w:sdtContent>
           <w:r>
             <w:rPr>
+              <w:rFonts w:ascii="Times New Roman" w:hAnsi="Times New Roman" w:cs="Times New Roman"/>
               <w:bCs/>
               <w:sz w:val="24"/>
               <w:szCs w:val="24"/>
@@ -3350,6 +3358,7 @@
       </w:sdt>
       <w:r>
         <w:rPr>
+          <w:rFonts w:ascii="Times New Roman" w:hAnsi="Times New Roman" w:cs="Times New Roman"/>
           <w:bCs/>
           <w:sz w:val="24"/>
           <w:szCs w:val="24"/>
@@ -5547,6 +5556,7 @@
       </w:pPr>
       <w:r>
         <w:rPr>
+          <w:rFonts w:ascii="Times New Roman" w:hAnsi="Times New Roman" w:cs="Times New Roman"/>
           <w:bCs/>
           <w:sz w:val="24"/>
           <w:szCs w:val="24"/>
@@ -5556,6 +5566,7 @@
       <w:sdt>
         <w:sdtPr>
           <w:rPr>
+            <w:rFonts w:ascii="Times New Roman" w:hAnsi="Times New Roman" w:cs="Times New Roman"/>
             <w:bCs/>
             <w:sz w:val="24"/>
             <w:szCs w:val="24"/>
@@ -5565,6 +5576,7 @@
         <w:sdtContent>
           <w:r>
             <w:rPr>
+              <w:rFonts w:ascii="Times New Roman" w:hAnsi="Times New Roman" w:cs="Times New Roman"/>
               <w:bCs/>
               <w:sz w:val="24"/>
               <w:szCs w:val="24"/>
@@ -5729,64 +5741,6 @@
       <w:r>
         <w:rPr>
           <w:rFonts w:ascii="Times New Roman" w:hAnsi="Times New Roman" w:cs="Times New Roman"/>
-          <w:noProof/>
-          <w:color w:val="000000" w:themeColor="text1"/>
-          <w:sz w:val="24"/>
-          <w:szCs w:val="24"/>
-        </w:rPr>
-        <w:drawing>
-          <wp:anchor distT="0" distB="0" distL="114300" distR="114300" simplePos="0" relativeHeight="251658240" behindDoc="1" locked="0" layoutInCell="1" allowOverlap="1" wp14:anchorId="29A381D1" wp14:editId="00B7E939">
-            <wp:simplePos x="0" y="0"/>
-            <wp:positionH relativeFrom="margin">
-              <wp:posOffset>2028825</wp:posOffset>
-            </wp:positionH>
-            <wp:positionV relativeFrom="paragraph">
-              <wp:posOffset>390525</wp:posOffset>
-            </wp:positionV>
-            <wp:extent cx="1600200" cy="569644"/>
-            <wp:effectExtent l="0" t="0" r="0" b="1905"/>
-            <wp:wrapNone/>
-            <wp:docPr id="885420626" name="Picture 5" descr="A black and white logo  Description automatically generated"/>
-            <wp:cNvGraphicFramePr>
-              <a:graphicFrameLocks xmlns:a="http://schemas.openxmlformats.org/drawingml/2006/main" noChangeAspect="1"/>
-            </wp:cNvGraphicFramePr>
-            <a:graphic xmlns:a="http://schemas.openxmlformats.org/drawingml/2006/main">
-              <a:graphicData uri="http://schemas.openxmlformats.org/drawingml/2006/picture">
-                <pic:pic xmlns:pic="http://schemas.openxmlformats.org/drawingml/2006/picture">
-                  <pic:nvPicPr>
-                    <pic:cNvPr id="885420626" name="Picture 5" descr="A black and white logo  Description automatically generated"/>
-                    <pic:cNvPicPr/>
-                  </pic:nvPicPr>
-                  <pic:blipFill>
-                    <a:blip r:embed="rId9"/>
-                    <a:stretch>
-                      <a:fillRect/>
-                    </a:stretch>
-                  </pic:blipFill>
-                  <pic:spPr>
-                    <a:xfrm>
-                      <a:off x="0" y="0"/>
-                      <a:ext cx="1600200" cy="569644"/>
-                    </a:xfrm>
-                    <a:prstGeom prst="rect">
-                      <a:avLst/>
-                    </a:prstGeom>
-                  </pic:spPr>
-                </pic:pic>
-              </a:graphicData>
-            </a:graphic>
-            <wp14:sizeRelH relativeFrom="margin">
-              <wp14:pctWidth>0</wp14:pctWidth>
-            </wp14:sizeRelH>
-            <wp14:sizeRelV relativeFrom="margin">
-              <wp14:pctHeight>0</wp14:pctHeight>
-            </wp14:sizeRelV>
-          </wp:anchor>
-        </w:drawing>
-      </w:r>
-      <w:r>
-        <w:rPr>
-          <w:rFonts w:ascii="Times New Roman" w:hAnsi="Times New Roman" w:cs="Times New Roman"/>
           <w:color w:val="000000" w:themeColor="text1"/>
           <w:sz w:val="24"/>
           <w:szCs w:val="24"/>
@@ -5826,8 +5780,30 @@
         <w:tab/>
         <w:tab/>
         <w:tab/>
-        <w:t xml:space="preserve">           ___________________</w:t>
-      </w:r>
+        <w:t xml:space="preserve">           </w:t>
+      </w:r>
+      <w:sdt>
+        <w:sdtPr>
+          <w:rPr>
+            <w:rFonts w:ascii="Times New Roman" w:hAnsi="Times New Roman" w:cs="Times New Roman"/>
+            <w:color w:val="000000" w:themeColor="text1"/>
+            <w:sz w:val="24"/>
+            <w:szCs w:val="24"/>
+          </w:rPr>
+          <w:id w:val="910000028"/>
+        </w:sdtPr>
+        <w:sdtContent>
+          <w:r>
+            <w:rPr>
+              <w:rFonts w:ascii="Times New Roman" w:hAnsi="Times New Roman" w:cs="Times New Roman"/>
+              <w:color w:val="000000" w:themeColor="text1"/>
+              <w:sz w:val="24"/>
+              <w:szCs w:val="24"/>
+            </w:rPr>
+            <w:t>___________________</w:t>
+          </w:r>
+        </w:sdtContent>
+      </w:sdt>
     </w:p>
     <w:sdt>
       <w:sdtPr>

--- a/plantillas/motion-withdraw-no-cooperation/MOTION_TO_WITHDRAW_NO_COOPERATION.docx
+++ b/plantillas/motion-withdraw-no-cooperation/MOTION_TO_WITHDRAW_NO_COOPERATION.docx
@@ -2472,8 +2472,27 @@
         <w:tab/>
         <w:tab/>
         <w:tab/>
-        <w:t>____________ ______________</w:t>
-      </w:r>
+      </w:r>
+      <w:sdt>
+        <w:sdtPr>
+          <w:rPr>
+            <w:rFonts w:ascii="Times New Roman" w:hAnsi="Times New Roman" w:cs="Times New Roman"/>
+            <w:sz w:val="24"/>
+            <w:szCs w:val="24"/>
+          </w:rPr>
+          <w:id w:val="910000029"/>
+        </w:sdtPr>
+        <w:sdtContent>
+          <w:r>
+            <w:rPr>
+              <w:rFonts w:ascii="Times New Roman" w:hAnsi="Times New Roman" w:cs="Times New Roman"/>
+              <w:sz w:val="24"/>
+              <w:szCs w:val="24"/>
+            </w:rPr>
+            <w:t>____________ ______________</w:t>
+          </w:r>
+        </w:sdtContent>
+      </w:sdt>
     </w:p>
     <w:p>
       <w:pPr>
@@ -3645,77 +3664,28 @@
           <w:szCs w:val="24"/>
         </w:rPr>
       </w:pPr>
-      <w:r>
-        <w:rPr>
-          <w:bCs/>
-          <w:noProof/>
-          <w:sz w:val="24"/>
-          <w:szCs w:val="24"/>
-        </w:rPr>
-        <mc:AlternateContent>
-          <mc:Choice Requires="wps">
-            <w:drawing>
-              <wp:anchor distT="4294967295" distB="4294967295" distL="114300" distR="114300" simplePos="0" relativeHeight="251660288" behindDoc="0" locked="0" layoutInCell="1" allowOverlap="1" wp14:anchorId="62B47363" wp14:editId="3BF9C171">
-                <wp:simplePos x="0" y="0"/>
-                <wp:positionH relativeFrom="column">
-                  <wp:posOffset>17780</wp:posOffset>
-                </wp:positionH>
-                <wp:positionV relativeFrom="paragraph">
-                  <wp:posOffset>267969</wp:posOffset>
-                </wp:positionV>
-                <wp:extent cx="1562100" cy="0"/>
-                <wp:effectExtent l="0" t="0" r="0" b="0"/>
-                <wp:wrapNone/>
-                <wp:docPr id="1020436023" name="AutoShape 3"/>
-                <wp:cNvGraphicFramePr>
-                  <a:graphicFrameLocks xmlns:a="http://schemas.openxmlformats.org/drawingml/2006/main"/>
-                </wp:cNvGraphicFramePr>
-                <a:graphic xmlns:a="http://schemas.openxmlformats.org/drawingml/2006/main">
-                  <a:graphicData uri="http://schemas.microsoft.com/office/word/2010/wordprocessingShape">
-                    <wps:wsp>
-                      <wps:cNvCnPr>
-                        <a:cxnSpLocks noChangeShapeType="1"/>
-                      </wps:cNvCnPr>
-                      <wps:spPr bwMode="auto">
-                        <a:xfrm>
-                          <a:off x="0" y="0"/>
-                          <a:ext cx="1562100" cy="0"/>
-                        </a:xfrm>
-                        <a:prstGeom prst="straightConnector1">
-                          <a:avLst/>
-                        </a:prstGeom>
-                        <a:noFill/>
-                        <a:ln w="9525" cmpd="sng">
-                          <a:solidFill>
-                            <a:srgbClr val="000000"/>
-                          </a:solidFill>
-                          <a:round/>
-                        </a:ln>
-                      </wps:spPr>
-                      <wps:bodyPr/>
-                    </wps:wsp>
-                  </a:graphicData>
-                </a:graphic>
-                <wp14:sizeRelH relativeFrom="page">
-                  <wp14:pctWidth>0</wp14:pctWidth>
-                </wp14:sizeRelH>
-                <wp14:sizeRelV relativeFrom="page">
-                  <wp14:pctHeight>0</wp14:pctHeight>
-                </wp14:sizeRelV>
-              </wp:anchor>
-            </w:drawing>
-          </mc:Choice>
-          <mc:Fallback>
-            <w:pict>
-              <v:shapetype w14:anchorId="5039EEFC" id="_x0000_t32" coordsize="21600,21600" o:spt="32" o:oned="t" path="m,l21600,21600e" filled="f">
-                <v:path arrowok="t" fillok="f" o:connecttype="none"/>
-                <o:lock v:ext="edit" shapetype="t"/>
-              </v:shapetype>
-              <v:shape id="AutoShape 3" o:spid="_x0000_s1026" type="#_x0000_t32" style="position:absolute;margin-left:1.4pt;margin-top:21.1pt;width:123pt;height:0;z-index:251660288;visibility:visible;mso-wrap-style:square;mso-width-percent:0;mso-height-percent:0;mso-wrap-distance-left:9pt;mso-wrap-distance-top:-3e-5mm;mso-wrap-distance-right:9pt;mso-wrap-distance-bottom:-3e-5mm;mso-position-horizontal:absolute;mso-position-horizontal-relative:text;mso-position-vertical:absolute;mso-position-vertical-relative:text;mso-width-percent:0;mso-height-percent:0;mso-width-relative:page;mso-height-relative:page" o:gfxdata="UEsDBBQABgAIAAAAIQC2gziS/gAAAOEBAAATAAAAW0NvbnRlbnRfVHlwZXNdLnhtbJSRQU7DMBBF 90jcwfIWJU67QAgl6YK0S0CoHGBkTxKLZGx5TGhvj5O2G0SRWNoz/78nu9wcxkFMGNg6quQqL6RA 0s5Y6ir5vt9lD1JwBDIwOMJKHpHlpr69KfdHjyxSmriSfYz+USnWPY7AufNIadK6MEJMx9ApD/oD OlTrorhX2lFEilmcO2RdNtjC5xDF9pCuTyYBB5bi6bQ4syoJ3g9WQ0ymaiLzg5KdCXlKLjvcW893 SUOqXwnz5DrgnHtJTxOsQfEKIT7DmDSUCaxw7Rqn8787ZsmRM9e2VmPeBN4uqYvTtW7jvijg9N/y JsXecLq0q+WD6m8AAAD//wMAUEsDBBQABgAIAAAAIQA4/SH/1gAAAJQBAAALAAAAX3JlbHMvLnJl bHOkkMFqwzAMhu+DvYPRfXGawxijTi+j0GvpHsDYimMaW0Yy2fr2M4PBMnrbUb/Q94l/f/hMi1qR JVI2sOt6UJgd+ZiDgffL8ekFlFSbvV0oo4EbChzGx4f9GRdb25HMsYhqlCwG5lrLq9biZkxWOiqY 22YiTra2kYMu1l1tQD30/bPm3wwYN0x18gb45AdQl1tp5j/sFB2T0FQ7R0nTNEV3j6o9feQzro1i OWA14Fm+Q8a1a8+Bvu/d/dMb2JY5uiPbhG/ktn4cqGU/er3pcvwCAAD//wMAUEsDBBQABgAIAAAA IQDQH2LfswEAAEkDAAAOAAAAZHJzL2Uyb0RvYy54bWysU8Fu2zAMvQ/oPwi6L7YDpNiMOD2k6C7t FqDdByiSbAuTRIFUYufvJ6lJVrS3Yj4Qpig+Pj5S67vZWXbUSAZ8x5tFzZn2EpTxQ8d/vzx8/cYZ ReGVsOB1x0+a+N3m5st6Cq1ewghWaWQJxFM7hY6PMYa2qkiO2glaQNA+BXtAJ2JycagUiimhO1st 6/q2mgBVQJCaKJ3evwb5puD3vZbxV9+Tjsx2PHGLxWKx+2yrzVq0A4owGnmmIT7BwgnjU9Er1L2I gh3QfIByRiIQ9HEhwVXQ90bq0kPqpqnfdfM8iqBLL0kcCleZ6P/Byp/Hrd9hpi5n/xweQf4h5mE7 Cj/oQuDlFNLgmixVNQVqrynZobBDtp+eQKU74hChqDD36DJk6o/NRezTVWw9RybTYbO6XTZ1mom8 xCrRXhIDUvyhwbH803GKKMwwxi14n0YK2JQy4vhIMdMS7SUhV/XwYKwtk7WeTR3/vlquUh0XVILy Q8klsEblezmDcNhvLbKjyGtSvtJuiry9hnDw6rWe9Wc1sgB526jdgzrt8KJSmlchdt6tvBBv/ZL9 7wVs/gIAAP//AwBQSwMEFAAGAAgAAAAhALebAA7ZAAAABwEAAA8AAABkcnMvZG93bnJldi54bWxM jk9Lw0AQxe+C32EZwYvYTZcqNWZSiuDBo23B6zY7JtHsbMhumthP74gHPb4/vPcrNrPv1ImG2AZG WC4yUMRVcC3XCIf98+0aVEyWne0CE8IXRdiUlxeFzV2Y+JVOu1QrGeGYW4QmpT7XOlYNeRsXoSeW 7D0M3iaRQ63dYCcZ9502WXavvW1ZHhrb01ND1edu9AgUx7tltn3w9eHlPN28mfPH1O8Rr6/m7SOo RHP6K8MPvqBDKUzHMLKLqkMwAp4QVsaAktis1mIcfw1dFvo/f/kNAAD//wMAUEsBAi0AFAAGAAgA AAAhALaDOJL+AAAA4QEAABMAAAAAAAAAAAAAAAAAAAAAAFtDb250ZW50X1R5cGVzXS54bWxQSwEC LQAUAAYACAAAACEAOP0h/9YAAACUAQAACwAAAAAAAAAAAAAAAAAvAQAAX3JlbHMvLnJlbHNQSwEC LQAUAAYACAAAACEA0B9i37MBAABJAwAADgAAAAAAAAAAAAAAAAAuAgAAZHJzL2Uyb0RvYy54bWxQ SwECLQAUAAYACAAAACEAt5sADtkAAAAHAQAADwAAAAAAAAAAAAAAAAANBAAAZHJzL2Rvd25yZXYu eG1sUEsFBgAAAAAEAAQA8wAAABMFAAAAAA== "/>
-            </w:pict>
-          </mc:Fallback>
-        </mc:AlternateContent>
-      </w:r>
+      <w:sdt>
+        <w:sdtPr>
+          <w:rPr>
+            <w:rFonts w:ascii="Times New Roman" w:hAnsi="Times New Roman" w:cs="Times New Roman"/>
+            <w:bCs/>
+            <w:sz w:val="24"/>
+            <w:szCs w:val="24"/>
+          </w:rPr>
+          <w:id w:val="910000030"/>
+        </w:sdtPr>
+        <w:sdtContent>
+          <w:r>
+            <w:rPr>
+              <w:rFonts w:ascii="Times New Roman" w:hAnsi="Times New Roman" w:cs="Times New Roman"/>
+              <w:bCs/>
+              <w:sz w:val="24"/>
+              <w:szCs w:val="24"/>
+            </w:rPr>
+            <w:t>____________ ______________</w:t>
+          </w:r>
+        </w:sdtContent>
+      </w:sdt>
     </w:p>
     <w:p>
       <w:pPr>

--- a/plantillas/motion-withdraw-no-cooperation/MOTION_TO_WITHDRAW_NO_COOPERATION.docx
+++ b/plantillas/motion-withdraw-no-cooperation/MOTION_TO_WITHDRAW_NO_COOPERATION.docx
@@ -3127,6 +3127,7 @@
     </w:p>
     <w:p>
       <w:pPr>
+        <w:pageBreakBefore/>
         <w:pStyle w:val="BodyTextIndent"/>
         <w:tabs>
           <w:tab w:val="left" w:pos="720"/>
@@ -4058,6 +4059,7 @@
     </w:p>
     <w:p>
       <w:pPr>
+        <w:pageBreakBefore/>
         <w:pStyle w:val="BodyTextIndent"/>
         <w:tabs>
           <w:tab w:val="left" w:pos="720"/>
@@ -4350,6 +4352,7 @@
     </w:p>
     <w:p>
       <w:pPr>
+        <w:pageBreakBefore/>
         <w:pStyle w:val="BodyTextIndent"/>
         <w:tabs>
           <w:tab w:val="left" w:pos="720"/>
@@ -4622,6 +4625,7 @@
     </w:p>
     <w:p>
       <w:pPr>
+        <w:pageBreakBefore/>
         <w:pStyle w:val="BodyTextIndent"/>
         <w:tabs>
           <w:tab w:val="left" w:pos="720"/>
@@ -4798,6 +4802,7 @@
     </w:p>
     <w:p>
       <w:pPr>
+        <w:pageBreakBefore/>
         <w:pStyle w:val="BodyTextIndent"/>
         <w:tabs>
           <w:tab w:val="left" w:pos="720"/>
@@ -5468,6 +5473,7 @@
     </w:p>
     <w:p>
       <w:pPr>
+        <w:pageBreakBefore/>
         <w:tabs>
           <w:tab w:val="center" w:pos="4680"/>
         </w:tabs>

--- a/plantillas/motion-withdraw-no-cooperation/MOTION_TO_WITHDRAW_NO_COOPERATION.docx
+++ b/plantillas/motion-withdraw-no-cooperation/MOTION_TO_WITHDRAW_NO_COOPERATION.docx
@@ -3134,6 +3134,214 @@
         </w:tabs>
         <w:spacing w:line="240" w:lineRule="auto"/>
         <w:ind w:firstLine="0"/>
+        <w:rPr>
+          <w:rStyle w:val="fontstyle01"/>
+        </w:rPr>
+      </w:pPr>
+    </w:p>
+    <w:p>
+      <w:pPr>
+        <w:pStyle w:val="BodyTextIndent"/>
+        <w:tabs>
+          <w:tab w:val="left" w:pos="720"/>
+        </w:tabs>
+        <w:spacing w:line="240" w:lineRule="auto"/>
+        <w:ind w:firstLine="0"/>
+        <w:rPr>
+          <w:rStyle w:val="fontstyle01"/>
+        </w:rPr>
+      </w:pPr>
+    </w:p>
+    <w:p>
+      <w:pPr>
+        <w:pStyle w:val="BodyTextIndent"/>
+        <w:tabs>
+          <w:tab w:val="left" w:pos="720"/>
+        </w:tabs>
+        <w:spacing w:line="240" w:lineRule="auto"/>
+        <w:ind w:firstLine="0"/>
+        <w:rPr>
+          <w:rStyle w:val="fontstyle01"/>
+        </w:rPr>
+      </w:pPr>
+    </w:p>
+    <w:p>
+      <w:pPr>
+        <w:pStyle w:val="BodyTextIndent"/>
+        <w:tabs>
+          <w:tab w:val="left" w:pos="720"/>
+        </w:tabs>
+        <w:spacing w:line="240" w:lineRule="auto"/>
+        <w:ind w:firstLine="0"/>
+        <w:rPr>
+          <w:rStyle w:val="fontstyle01"/>
+        </w:rPr>
+      </w:pPr>
+    </w:p>
+    <w:p>
+      <w:pPr>
+        <w:pStyle w:val="BodyTextIndent"/>
+        <w:tabs>
+          <w:tab w:val="left" w:pos="720"/>
+        </w:tabs>
+        <w:spacing w:line="240" w:lineRule="auto"/>
+        <w:ind w:firstLine="0"/>
+        <w:rPr>
+          <w:rStyle w:val="fontstyle01"/>
+        </w:rPr>
+      </w:pPr>
+    </w:p>
+    <w:p>
+      <w:pPr>
+        <w:pStyle w:val="BodyTextIndent"/>
+        <w:tabs>
+          <w:tab w:val="left" w:pos="720"/>
+        </w:tabs>
+        <w:spacing w:line="240" w:lineRule="auto"/>
+        <w:ind w:firstLine="0"/>
+        <w:rPr>
+          <w:rStyle w:val="fontstyle01"/>
+        </w:rPr>
+      </w:pPr>
+    </w:p>
+    <w:p>
+      <w:pPr>
+        <w:pStyle w:val="BodyTextIndent"/>
+        <w:tabs>
+          <w:tab w:val="left" w:pos="720"/>
+        </w:tabs>
+        <w:spacing w:line="240" w:lineRule="auto"/>
+        <w:ind w:firstLine="0"/>
+        <w:rPr>
+          <w:rStyle w:val="fontstyle01"/>
+        </w:rPr>
+      </w:pPr>
+    </w:p>
+    <w:p>
+      <w:pPr>
+        <w:pStyle w:val="BodyTextIndent"/>
+        <w:tabs>
+          <w:tab w:val="left" w:pos="720"/>
+        </w:tabs>
+        <w:spacing w:line="240" w:lineRule="auto"/>
+        <w:ind w:firstLine="0"/>
+        <w:rPr>
+          <w:rStyle w:val="fontstyle01"/>
+        </w:rPr>
+      </w:pPr>
+    </w:p>
+    <w:p>
+      <w:pPr>
+        <w:pStyle w:val="BodyTextIndent"/>
+        <w:tabs>
+          <w:tab w:val="left" w:pos="720"/>
+        </w:tabs>
+        <w:spacing w:line="240" w:lineRule="auto"/>
+        <w:ind w:firstLine="0"/>
+        <w:rPr>
+          <w:rStyle w:val="fontstyle01"/>
+        </w:rPr>
+      </w:pPr>
+    </w:p>
+    <w:p>
+      <w:pPr>
+        <w:pStyle w:val="BodyTextIndent"/>
+        <w:tabs>
+          <w:tab w:val="left" w:pos="720"/>
+        </w:tabs>
+        <w:spacing w:line="240" w:lineRule="auto"/>
+        <w:ind w:firstLine="0"/>
+        <w:rPr>
+          <w:rStyle w:val="fontstyle01"/>
+        </w:rPr>
+      </w:pPr>
+    </w:p>
+    <w:p>
+      <w:pPr>
+        <w:pStyle w:val="BodyTextIndent"/>
+        <w:tabs>
+          <w:tab w:val="left" w:pos="720"/>
+        </w:tabs>
+        <w:spacing w:line="240" w:lineRule="auto"/>
+        <w:ind w:firstLine="0"/>
+        <w:rPr>
+          <w:rStyle w:val="fontstyle01"/>
+        </w:rPr>
+      </w:pPr>
+    </w:p>
+    <w:p>
+      <w:pPr>
+        <w:pStyle w:val="BodyTextIndent"/>
+        <w:tabs>
+          <w:tab w:val="left" w:pos="720"/>
+        </w:tabs>
+        <w:spacing w:line="240" w:lineRule="auto"/>
+        <w:ind w:firstLine="0"/>
+        <w:rPr>
+          <w:rStyle w:val="fontstyle01"/>
+        </w:rPr>
+      </w:pPr>
+    </w:p>
+    <w:p>
+      <w:pPr>
+        <w:pStyle w:val="BodyTextIndent"/>
+        <w:tabs>
+          <w:tab w:val="left" w:pos="720"/>
+        </w:tabs>
+        <w:spacing w:line="240" w:lineRule="auto"/>
+        <w:ind w:firstLine="0"/>
+        <w:rPr>
+          <w:rStyle w:val="fontstyle01"/>
+        </w:rPr>
+      </w:pPr>
+    </w:p>
+    <w:p>
+      <w:pPr>
+        <w:pStyle w:val="BodyTextIndent"/>
+        <w:tabs>
+          <w:tab w:val="left" w:pos="720"/>
+        </w:tabs>
+        <w:spacing w:line="240" w:lineRule="auto"/>
+        <w:ind w:firstLine="0"/>
+        <w:rPr>
+          <w:rStyle w:val="fontstyle01"/>
+        </w:rPr>
+      </w:pPr>
+    </w:p>
+    <w:p>
+      <w:pPr>
+        <w:pStyle w:val="BodyTextIndent"/>
+        <w:tabs>
+          <w:tab w:val="left" w:pos="720"/>
+        </w:tabs>
+        <w:spacing w:line="240" w:lineRule="auto"/>
+        <w:ind w:firstLine="0"/>
+        <w:rPr>
+          <w:rStyle w:val="fontstyle01"/>
+        </w:rPr>
+      </w:pPr>
+    </w:p>
+    <w:p>
+      <w:pPr>
+        <w:pStyle w:val="BodyTextIndent"/>
+        <w:tabs>
+          <w:tab w:val="left" w:pos="720"/>
+        </w:tabs>
+        <w:spacing w:line="240" w:lineRule="auto"/>
+        <w:ind w:firstLine="0"/>
+        <w:rPr>
+          <w:rStyle w:val="fontstyle01"/>
+        </w:rPr>
+      </w:pPr>
+    </w:p>
+    <w:p>
+      <w:pPr>
+        <w:pStyle w:val="BodyTextIndent"/>
+        <w:tabs>
+          <w:tab w:val="left" w:pos="720"/>
+        </w:tabs>
+        <w:spacing w:line="240" w:lineRule="auto"/>
+        <w:ind w:firstLine="0"/>
         <w:jc w:val="center"/>
         <w:rPr>
           <w:rStyle w:val="fontstyle01"/>
@@ -3280,6 +3488,7 @@
     </w:p>
     <w:p>
       <w:pPr>
+        <w:pageBreakBefore/>
         <w:pStyle w:val="BodyTextIndent"/>
         <w:tabs>
           <w:tab w:val="left" w:pos="720"/>
@@ -4066,6 +4275,214 @@
         </w:tabs>
         <w:spacing w:line="240" w:lineRule="auto"/>
         <w:ind w:firstLine="0"/>
+        <w:rPr>
+          <w:rStyle w:val="fontstyle01"/>
+        </w:rPr>
+      </w:pPr>
+    </w:p>
+    <w:p>
+      <w:pPr>
+        <w:pStyle w:val="BodyTextIndent"/>
+        <w:tabs>
+          <w:tab w:val="left" w:pos="720"/>
+        </w:tabs>
+        <w:spacing w:line="240" w:lineRule="auto"/>
+        <w:ind w:firstLine="0"/>
+        <w:rPr>
+          <w:rStyle w:val="fontstyle01"/>
+        </w:rPr>
+      </w:pPr>
+    </w:p>
+    <w:p>
+      <w:pPr>
+        <w:pStyle w:val="BodyTextIndent"/>
+        <w:tabs>
+          <w:tab w:val="left" w:pos="720"/>
+        </w:tabs>
+        <w:spacing w:line="240" w:lineRule="auto"/>
+        <w:ind w:firstLine="0"/>
+        <w:rPr>
+          <w:rStyle w:val="fontstyle01"/>
+        </w:rPr>
+      </w:pPr>
+    </w:p>
+    <w:p>
+      <w:pPr>
+        <w:pStyle w:val="BodyTextIndent"/>
+        <w:tabs>
+          <w:tab w:val="left" w:pos="720"/>
+        </w:tabs>
+        <w:spacing w:line="240" w:lineRule="auto"/>
+        <w:ind w:firstLine="0"/>
+        <w:rPr>
+          <w:rStyle w:val="fontstyle01"/>
+        </w:rPr>
+      </w:pPr>
+    </w:p>
+    <w:p>
+      <w:pPr>
+        <w:pStyle w:val="BodyTextIndent"/>
+        <w:tabs>
+          <w:tab w:val="left" w:pos="720"/>
+        </w:tabs>
+        <w:spacing w:line="240" w:lineRule="auto"/>
+        <w:ind w:firstLine="0"/>
+        <w:rPr>
+          <w:rStyle w:val="fontstyle01"/>
+        </w:rPr>
+      </w:pPr>
+    </w:p>
+    <w:p>
+      <w:pPr>
+        <w:pStyle w:val="BodyTextIndent"/>
+        <w:tabs>
+          <w:tab w:val="left" w:pos="720"/>
+        </w:tabs>
+        <w:spacing w:line="240" w:lineRule="auto"/>
+        <w:ind w:firstLine="0"/>
+        <w:rPr>
+          <w:rStyle w:val="fontstyle01"/>
+        </w:rPr>
+      </w:pPr>
+    </w:p>
+    <w:p>
+      <w:pPr>
+        <w:pStyle w:val="BodyTextIndent"/>
+        <w:tabs>
+          <w:tab w:val="left" w:pos="720"/>
+        </w:tabs>
+        <w:spacing w:line="240" w:lineRule="auto"/>
+        <w:ind w:firstLine="0"/>
+        <w:rPr>
+          <w:rStyle w:val="fontstyle01"/>
+        </w:rPr>
+      </w:pPr>
+    </w:p>
+    <w:p>
+      <w:pPr>
+        <w:pStyle w:val="BodyTextIndent"/>
+        <w:tabs>
+          <w:tab w:val="left" w:pos="720"/>
+        </w:tabs>
+        <w:spacing w:line="240" w:lineRule="auto"/>
+        <w:ind w:firstLine="0"/>
+        <w:rPr>
+          <w:rStyle w:val="fontstyle01"/>
+        </w:rPr>
+      </w:pPr>
+    </w:p>
+    <w:p>
+      <w:pPr>
+        <w:pStyle w:val="BodyTextIndent"/>
+        <w:tabs>
+          <w:tab w:val="left" w:pos="720"/>
+        </w:tabs>
+        <w:spacing w:line="240" w:lineRule="auto"/>
+        <w:ind w:firstLine="0"/>
+        <w:rPr>
+          <w:rStyle w:val="fontstyle01"/>
+        </w:rPr>
+      </w:pPr>
+    </w:p>
+    <w:p>
+      <w:pPr>
+        <w:pStyle w:val="BodyTextIndent"/>
+        <w:tabs>
+          <w:tab w:val="left" w:pos="720"/>
+        </w:tabs>
+        <w:spacing w:line="240" w:lineRule="auto"/>
+        <w:ind w:firstLine="0"/>
+        <w:rPr>
+          <w:rStyle w:val="fontstyle01"/>
+        </w:rPr>
+      </w:pPr>
+    </w:p>
+    <w:p>
+      <w:pPr>
+        <w:pStyle w:val="BodyTextIndent"/>
+        <w:tabs>
+          <w:tab w:val="left" w:pos="720"/>
+        </w:tabs>
+        <w:spacing w:line="240" w:lineRule="auto"/>
+        <w:ind w:firstLine="0"/>
+        <w:rPr>
+          <w:rStyle w:val="fontstyle01"/>
+        </w:rPr>
+      </w:pPr>
+    </w:p>
+    <w:p>
+      <w:pPr>
+        <w:pStyle w:val="BodyTextIndent"/>
+        <w:tabs>
+          <w:tab w:val="left" w:pos="720"/>
+        </w:tabs>
+        <w:spacing w:line="240" w:lineRule="auto"/>
+        <w:ind w:firstLine="0"/>
+        <w:rPr>
+          <w:rStyle w:val="fontstyle01"/>
+        </w:rPr>
+      </w:pPr>
+    </w:p>
+    <w:p>
+      <w:pPr>
+        <w:pStyle w:val="BodyTextIndent"/>
+        <w:tabs>
+          <w:tab w:val="left" w:pos="720"/>
+        </w:tabs>
+        <w:spacing w:line="240" w:lineRule="auto"/>
+        <w:ind w:firstLine="0"/>
+        <w:rPr>
+          <w:rStyle w:val="fontstyle01"/>
+        </w:rPr>
+      </w:pPr>
+    </w:p>
+    <w:p>
+      <w:pPr>
+        <w:pStyle w:val="BodyTextIndent"/>
+        <w:tabs>
+          <w:tab w:val="left" w:pos="720"/>
+        </w:tabs>
+        <w:spacing w:line="240" w:lineRule="auto"/>
+        <w:ind w:firstLine="0"/>
+        <w:rPr>
+          <w:rStyle w:val="fontstyle01"/>
+        </w:rPr>
+      </w:pPr>
+    </w:p>
+    <w:p>
+      <w:pPr>
+        <w:pStyle w:val="BodyTextIndent"/>
+        <w:tabs>
+          <w:tab w:val="left" w:pos="720"/>
+        </w:tabs>
+        <w:spacing w:line="240" w:lineRule="auto"/>
+        <w:ind w:firstLine="0"/>
+        <w:rPr>
+          <w:rStyle w:val="fontstyle01"/>
+        </w:rPr>
+      </w:pPr>
+    </w:p>
+    <w:p>
+      <w:pPr>
+        <w:pStyle w:val="BodyTextIndent"/>
+        <w:tabs>
+          <w:tab w:val="left" w:pos="720"/>
+        </w:tabs>
+        <w:spacing w:line="240" w:lineRule="auto"/>
+        <w:ind w:firstLine="0"/>
+        <w:rPr>
+          <w:rStyle w:val="fontstyle01"/>
+        </w:rPr>
+      </w:pPr>
+    </w:p>
+    <w:p>
+      <w:pPr>
+        <w:pStyle w:val="BodyTextIndent"/>
+        <w:tabs>
+          <w:tab w:val="left" w:pos="720"/>
+        </w:tabs>
+        <w:spacing w:line="240" w:lineRule="auto"/>
+        <w:ind w:firstLine="0"/>
         <w:jc w:val="center"/>
         <w:rPr>
           <w:rStyle w:val="fontstyle01"/>
@@ -4359,6 +4776,214 @@
         </w:tabs>
         <w:spacing w:line="240" w:lineRule="auto"/>
         <w:ind w:firstLine="0"/>
+        <w:rPr>
+          <w:rStyle w:val="fontstyle01"/>
+        </w:rPr>
+      </w:pPr>
+    </w:p>
+    <w:p>
+      <w:pPr>
+        <w:pStyle w:val="BodyTextIndent"/>
+        <w:tabs>
+          <w:tab w:val="left" w:pos="720"/>
+        </w:tabs>
+        <w:spacing w:line="240" w:lineRule="auto"/>
+        <w:ind w:firstLine="0"/>
+        <w:rPr>
+          <w:rStyle w:val="fontstyle01"/>
+        </w:rPr>
+      </w:pPr>
+    </w:p>
+    <w:p>
+      <w:pPr>
+        <w:pStyle w:val="BodyTextIndent"/>
+        <w:tabs>
+          <w:tab w:val="left" w:pos="720"/>
+        </w:tabs>
+        <w:spacing w:line="240" w:lineRule="auto"/>
+        <w:ind w:firstLine="0"/>
+        <w:rPr>
+          <w:rStyle w:val="fontstyle01"/>
+        </w:rPr>
+      </w:pPr>
+    </w:p>
+    <w:p>
+      <w:pPr>
+        <w:pStyle w:val="BodyTextIndent"/>
+        <w:tabs>
+          <w:tab w:val="left" w:pos="720"/>
+        </w:tabs>
+        <w:spacing w:line="240" w:lineRule="auto"/>
+        <w:ind w:firstLine="0"/>
+        <w:rPr>
+          <w:rStyle w:val="fontstyle01"/>
+        </w:rPr>
+      </w:pPr>
+    </w:p>
+    <w:p>
+      <w:pPr>
+        <w:pStyle w:val="BodyTextIndent"/>
+        <w:tabs>
+          <w:tab w:val="left" w:pos="720"/>
+        </w:tabs>
+        <w:spacing w:line="240" w:lineRule="auto"/>
+        <w:ind w:firstLine="0"/>
+        <w:rPr>
+          <w:rStyle w:val="fontstyle01"/>
+        </w:rPr>
+      </w:pPr>
+    </w:p>
+    <w:p>
+      <w:pPr>
+        <w:pStyle w:val="BodyTextIndent"/>
+        <w:tabs>
+          <w:tab w:val="left" w:pos="720"/>
+        </w:tabs>
+        <w:spacing w:line="240" w:lineRule="auto"/>
+        <w:ind w:firstLine="0"/>
+        <w:rPr>
+          <w:rStyle w:val="fontstyle01"/>
+        </w:rPr>
+      </w:pPr>
+    </w:p>
+    <w:p>
+      <w:pPr>
+        <w:pStyle w:val="BodyTextIndent"/>
+        <w:tabs>
+          <w:tab w:val="left" w:pos="720"/>
+        </w:tabs>
+        <w:spacing w:line="240" w:lineRule="auto"/>
+        <w:ind w:firstLine="0"/>
+        <w:rPr>
+          <w:rStyle w:val="fontstyle01"/>
+        </w:rPr>
+      </w:pPr>
+    </w:p>
+    <w:p>
+      <w:pPr>
+        <w:pStyle w:val="BodyTextIndent"/>
+        <w:tabs>
+          <w:tab w:val="left" w:pos="720"/>
+        </w:tabs>
+        <w:spacing w:line="240" w:lineRule="auto"/>
+        <w:ind w:firstLine="0"/>
+        <w:rPr>
+          <w:rStyle w:val="fontstyle01"/>
+        </w:rPr>
+      </w:pPr>
+    </w:p>
+    <w:p>
+      <w:pPr>
+        <w:pStyle w:val="BodyTextIndent"/>
+        <w:tabs>
+          <w:tab w:val="left" w:pos="720"/>
+        </w:tabs>
+        <w:spacing w:line="240" w:lineRule="auto"/>
+        <w:ind w:firstLine="0"/>
+        <w:rPr>
+          <w:rStyle w:val="fontstyle01"/>
+        </w:rPr>
+      </w:pPr>
+    </w:p>
+    <w:p>
+      <w:pPr>
+        <w:pStyle w:val="BodyTextIndent"/>
+        <w:tabs>
+          <w:tab w:val="left" w:pos="720"/>
+        </w:tabs>
+        <w:spacing w:line="240" w:lineRule="auto"/>
+        <w:ind w:firstLine="0"/>
+        <w:rPr>
+          <w:rStyle w:val="fontstyle01"/>
+        </w:rPr>
+      </w:pPr>
+    </w:p>
+    <w:p>
+      <w:pPr>
+        <w:pStyle w:val="BodyTextIndent"/>
+        <w:tabs>
+          <w:tab w:val="left" w:pos="720"/>
+        </w:tabs>
+        <w:spacing w:line="240" w:lineRule="auto"/>
+        <w:ind w:firstLine="0"/>
+        <w:rPr>
+          <w:rStyle w:val="fontstyle01"/>
+        </w:rPr>
+      </w:pPr>
+    </w:p>
+    <w:p>
+      <w:pPr>
+        <w:pStyle w:val="BodyTextIndent"/>
+        <w:tabs>
+          <w:tab w:val="left" w:pos="720"/>
+        </w:tabs>
+        <w:spacing w:line="240" w:lineRule="auto"/>
+        <w:ind w:firstLine="0"/>
+        <w:rPr>
+          <w:rStyle w:val="fontstyle01"/>
+        </w:rPr>
+      </w:pPr>
+    </w:p>
+    <w:p>
+      <w:pPr>
+        <w:pStyle w:val="BodyTextIndent"/>
+        <w:tabs>
+          <w:tab w:val="left" w:pos="720"/>
+        </w:tabs>
+        <w:spacing w:line="240" w:lineRule="auto"/>
+        <w:ind w:firstLine="0"/>
+        <w:rPr>
+          <w:rStyle w:val="fontstyle01"/>
+        </w:rPr>
+      </w:pPr>
+    </w:p>
+    <w:p>
+      <w:pPr>
+        <w:pStyle w:val="BodyTextIndent"/>
+        <w:tabs>
+          <w:tab w:val="left" w:pos="720"/>
+        </w:tabs>
+        <w:spacing w:line="240" w:lineRule="auto"/>
+        <w:ind w:firstLine="0"/>
+        <w:rPr>
+          <w:rStyle w:val="fontstyle01"/>
+        </w:rPr>
+      </w:pPr>
+    </w:p>
+    <w:p>
+      <w:pPr>
+        <w:pStyle w:val="BodyTextIndent"/>
+        <w:tabs>
+          <w:tab w:val="left" w:pos="720"/>
+        </w:tabs>
+        <w:spacing w:line="240" w:lineRule="auto"/>
+        <w:ind w:firstLine="0"/>
+        <w:rPr>
+          <w:rStyle w:val="fontstyle01"/>
+        </w:rPr>
+      </w:pPr>
+    </w:p>
+    <w:p>
+      <w:pPr>
+        <w:pStyle w:val="BodyTextIndent"/>
+        <w:tabs>
+          <w:tab w:val="left" w:pos="720"/>
+        </w:tabs>
+        <w:spacing w:line="240" w:lineRule="auto"/>
+        <w:ind w:firstLine="0"/>
+        <w:rPr>
+          <w:rStyle w:val="fontstyle01"/>
+        </w:rPr>
+      </w:pPr>
+    </w:p>
+    <w:p>
+      <w:pPr>
+        <w:pStyle w:val="BodyTextIndent"/>
+        <w:tabs>
+          <w:tab w:val="left" w:pos="720"/>
+        </w:tabs>
+        <w:spacing w:line="240" w:lineRule="auto"/>
+        <w:ind w:firstLine="0"/>
         <w:jc w:val="center"/>
         <w:rPr>
           <w:rStyle w:val="fontstyle01"/>
@@ -4626,6 +5251,214 @@
     <w:p>
       <w:pPr>
         <w:pageBreakBefore/>
+        <w:pStyle w:val="BodyTextIndent"/>
+        <w:tabs>
+          <w:tab w:val="left" w:pos="720"/>
+        </w:tabs>
+        <w:spacing w:line="240" w:lineRule="auto"/>
+        <w:ind w:firstLine="0"/>
+        <w:rPr>
+          <w:rStyle w:val="fontstyle01"/>
+        </w:rPr>
+      </w:pPr>
+    </w:p>
+    <w:p>
+      <w:pPr>
+        <w:pStyle w:val="BodyTextIndent"/>
+        <w:tabs>
+          <w:tab w:val="left" w:pos="720"/>
+        </w:tabs>
+        <w:spacing w:line="240" w:lineRule="auto"/>
+        <w:ind w:firstLine="0"/>
+        <w:rPr>
+          <w:rStyle w:val="fontstyle01"/>
+        </w:rPr>
+      </w:pPr>
+    </w:p>
+    <w:p>
+      <w:pPr>
+        <w:pStyle w:val="BodyTextIndent"/>
+        <w:tabs>
+          <w:tab w:val="left" w:pos="720"/>
+        </w:tabs>
+        <w:spacing w:line="240" w:lineRule="auto"/>
+        <w:ind w:firstLine="0"/>
+        <w:rPr>
+          <w:rStyle w:val="fontstyle01"/>
+        </w:rPr>
+      </w:pPr>
+    </w:p>
+    <w:p>
+      <w:pPr>
+        <w:pStyle w:val="BodyTextIndent"/>
+        <w:tabs>
+          <w:tab w:val="left" w:pos="720"/>
+        </w:tabs>
+        <w:spacing w:line="240" w:lineRule="auto"/>
+        <w:ind w:firstLine="0"/>
+        <w:rPr>
+          <w:rStyle w:val="fontstyle01"/>
+        </w:rPr>
+      </w:pPr>
+    </w:p>
+    <w:p>
+      <w:pPr>
+        <w:pStyle w:val="BodyTextIndent"/>
+        <w:tabs>
+          <w:tab w:val="left" w:pos="720"/>
+        </w:tabs>
+        <w:spacing w:line="240" w:lineRule="auto"/>
+        <w:ind w:firstLine="0"/>
+        <w:rPr>
+          <w:rStyle w:val="fontstyle01"/>
+        </w:rPr>
+      </w:pPr>
+    </w:p>
+    <w:p>
+      <w:pPr>
+        <w:pStyle w:val="BodyTextIndent"/>
+        <w:tabs>
+          <w:tab w:val="left" w:pos="720"/>
+        </w:tabs>
+        <w:spacing w:line="240" w:lineRule="auto"/>
+        <w:ind w:firstLine="0"/>
+        <w:rPr>
+          <w:rStyle w:val="fontstyle01"/>
+        </w:rPr>
+      </w:pPr>
+    </w:p>
+    <w:p>
+      <w:pPr>
+        <w:pStyle w:val="BodyTextIndent"/>
+        <w:tabs>
+          <w:tab w:val="left" w:pos="720"/>
+        </w:tabs>
+        <w:spacing w:line="240" w:lineRule="auto"/>
+        <w:ind w:firstLine="0"/>
+        <w:rPr>
+          <w:rStyle w:val="fontstyle01"/>
+        </w:rPr>
+      </w:pPr>
+    </w:p>
+    <w:p>
+      <w:pPr>
+        <w:pStyle w:val="BodyTextIndent"/>
+        <w:tabs>
+          <w:tab w:val="left" w:pos="720"/>
+        </w:tabs>
+        <w:spacing w:line="240" w:lineRule="auto"/>
+        <w:ind w:firstLine="0"/>
+        <w:rPr>
+          <w:rStyle w:val="fontstyle01"/>
+        </w:rPr>
+      </w:pPr>
+    </w:p>
+    <w:p>
+      <w:pPr>
+        <w:pStyle w:val="BodyTextIndent"/>
+        <w:tabs>
+          <w:tab w:val="left" w:pos="720"/>
+        </w:tabs>
+        <w:spacing w:line="240" w:lineRule="auto"/>
+        <w:ind w:firstLine="0"/>
+        <w:rPr>
+          <w:rStyle w:val="fontstyle01"/>
+        </w:rPr>
+      </w:pPr>
+    </w:p>
+    <w:p>
+      <w:pPr>
+        <w:pStyle w:val="BodyTextIndent"/>
+        <w:tabs>
+          <w:tab w:val="left" w:pos="720"/>
+        </w:tabs>
+        <w:spacing w:line="240" w:lineRule="auto"/>
+        <w:ind w:firstLine="0"/>
+        <w:rPr>
+          <w:rStyle w:val="fontstyle01"/>
+        </w:rPr>
+      </w:pPr>
+    </w:p>
+    <w:p>
+      <w:pPr>
+        <w:pStyle w:val="BodyTextIndent"/>
+        <w:tabs>
+          <w:tab w:val="left" w:pos="720"/>
+        </w:tabs>
+        <w:spacing w:line="240" w:lineRule="auto"/>
+        <w:ind w:firstLine="0"/>
+        <w:rPr>
+          <w:rStyle w:val="fontstyle01"/>
+        </w:rPr>
+      </w:pPr>
+    </w:p>
+    <w:p>
+      <w:pPr>
+        <w:pStyle w:val="BodyTextIndent"/>
+        <w:tabs>
+          <w:tab w:val="left" w:pos="720"/>
+        </w:tabs>
+        <w:spacing w:line="240" w:lineRule="auto"/>
+        <w:ind w:firstLine="0"/>
+        <w:rPr>
+          <w:rStyle w:val="fontstyle01"/>
+        </w:rPr>
+      </w:pPr>
+    </w:p>
+    <w:p>
+      <w:pPr>
+        <w:pStyle w:val="BodyTextIndent"/>
+        <w:tabs>
+          <w:tab w:val="left" w:pos="720"/>
+        </w:tabs>
+        <w:spacing w:line="240" w:lineRule="auto"/>
+        <w:ind w:firstLine="0"/>
+        <w:rPr>
+          <w:rStyle w:val="fontstyle01"/>
+        </w:rPr>
+      </w:pPr>
+    </w:p>
+    <w:p>
+      <w:pPr>
+        <w:pStyle w:val="BodyTextIndent"/>
+        <w:tabs>
+          <w:tab w:val="left" w:pos="720"/>
+        </w:tabs>
+        <w:spacing w:line="240" w:lineRule="auto"/>
+        <w:ind w:firstLine="0"/>
+        <w:rPr>
+          <w:rStyle w:val="fontstyle01"/>
+        </w:rPr>
+      </w:pPr>
+    </w:p>
+    <w:p>
+      <w:pPr>
+        <w:pStyle w:val="BodyTextIndent"/>
+        <w:tabs>
+          <w:tab w:val="left" w:pos="720"/>
+        </w:tabs>
+        <w:spacing w:line="240" w:lineRule="auto"/>
+        <w:ind w:firstLine="0"/>
+        <w:rPr>
+          <w:rStyle w:val="fontstyle01"/>
+        </w:rPr>
+      </w:pPr>
+    </w:p>
+    <w:p>
+      <w:pPr>
+        <w:pStyle w:val="BodyTextIndent"/>
+        <w:tabs>
+          <w:tab w:val="left" w:pos="720"/>
+        </w:tabs>
+        <w:spacing w:line="240" w:lineRule="auto"/>
+        <w:ind w:firstLine="0"/>
+        <w:rPr>
+          <w:rStyle w:val="fontstyle01"/>
+        </w:rPr>
+      </w:pPr>
+    </w:p>
+    <w:p>
+      <w:pPr>
         <w:pStyle w:val="BodyTextIndent"/>
         <w:tabs>
           <w:tab w:val="left" w:pos="720"/>
